--- a/public/forms/刑事/不准予补充鉴定重新鉴定决定书.docx
+++ b/public/forms/刑事/不准予补充鉴定重新鉴定决定书.docx
@@ -2,117 +2,168 @@
 <file path=word/document.xml><?xml version="1.0" encoding="utf-8"?>
 <w:document xmlns:wpc="http://schemas.microsoft.com/office/word/2010/wordprocessingCanvas" xmlns:mo="http://schemas.microsoft.com/office/mac/office/2008/main" xmlns:mc="http://schemas.openxmlformats.org/markup-compatibility/2006" xmlns:mv="urn:schemas-microsoft-com:mac:vml" xmlns:o="urn:schemas-microsoft-com:office:office" xmlns:r="http://schemas.openxmlformats.org/officeDocument/2006/relationships" xmlns:m="http://schemas.openxmlformats.org/officeDocument/2006/math" xmlns:v="urn:schemas-microsoft-com:vml" xmlns:wp14="http://schemas.microsoft.com/office/word/2010/wordprocessingDrawing" xmlns:wp="http://schemas.openxmlformats.org/drawingml/2006/wordprocessingDrawing" xmlns:w10="urn:schemas-microsoft-com:office:word" xmlns:w="http://schemas.openxmlformats.org/wordprocessingml/2006/main" xmlns:w14="http://schemas.microsoft.com/office/word/2010/wordml" xmlns:wpg="http://schemas.microsoft.com/office/word/2010/wordprocessingGroup" xmlns:wpi="http://schemas.microsoft.com/office/word/2010/wordprocessingInk" xmlns:wne="http://schemas.microsoft.com/office/word/2006/wordml" xmlns:wps="http://schemas.microsoft.com/office/word/2010/wordprocessingShape" mc:Ignorable="w14 wp14">
   <w:body>
-    <w:p>
-      <w:pPr>
-        <w:pStyle w:val="Heading1"/>
-        <w:jc w:val="center"/>
-      </w:pPr>
-      <w:r>
-        <w:t>不准予补充鉴定重新鉴定决定书</w:t>
-      </w:r>
-    </w:p>
     <w:p/>
     <w:p>
       <w:r>
+        <w:rPr>
+          <w:rFonts w:ascii="宋体" w:hAnsi="宋体" w:eastAsia="宋体"/>
+        </w:rPr>
         <w:t>—1—</w:t>
       </w:r>
     </w:p>
     <w:p/>
     <w:p>
       <w:r>
+        <w:rPr>
+          <w:rFonts w:ascii="宋体" w:hAnsi="宋体" w:eastAsia="宋体"/>
+        </w:rPr>
         <w:t>附件 10</w:t>
       </w:r>
     </w:p>
     <w:p/>
     <w:p>
       <w:r>
+        <w:rPr>
+          <w:rFonts w:ascii="宋体" w:hAnsi="宋体" w:eastAsia="宋体"/>
+        </w:rPr>
         <w:t>﹡ ﹡ ﹡ 公 安 局</w:t>
       </w:r>
     </w:p>
     <w:p>
       <w:r>
+        <w:rPr>
+          <w:rFonts w:ascii="宋体" w:hAnsi="宋体" w:eastAsia="宋体"/>
+        </w:rPr>
         <w:t>不准予补充鉴定/重新</w:t>
       </w:r>
     </w:p>
     <w:p>
       <w:r>
+        <w:rPr>
+          <w:rFonts w:ascii="宋体" w:hAnsi="宋体" w:eastAsia="宋体"/>
+        </w:rPr>
         <w:t>鉴定决定书</w:t>
       </w:r>
     </w:p>
     <w:p>
       <w:r>
+        <w:rPr>
+          <w:rFonts w:ascii="宋体" w:hAnsi="宋体" w:eastAsia="宋体"/>
+        </w:rPr>
         <w:t>（存  根）</w:t>
       </w:r>
     </w:p>
     <w:p/>
     <w:p>
       <w:r>
+        <w:rPr>
+          <w:rFonts w:ascii="宋体" w:hAnsi="宋体" w:eastAsia="宋体"/>
+        </w:rPr>
         <w:t xml:space="preserve">        ×公（   ） 不准鉴字〔    〕  号</w:t>
       </w:r>
     </w:p>
     <w:p/>
     <w:p>
       <w:r>
+        <w:rPr>
+          <w:rFonts w:ascii="宋体" w:hAnsi="宋体" w:eastAsia="宋体"/>
+        </w:rPr>
         <w:t>案件名称</w:t>
       </w:r>
     </w:p>
     <w:p>
       <w:r>
+        <w:rPr>
+          <w:rFonts w:ascii="宋体" w:hAnsi="宋体" w:eastAsia="宋体"/>
+        </w:rPr>
         <w:t>案件编号</w:t>
       </w:r>
     </w:p>
     <w:p>
       <w:r>
+        <w:rPr>
+          <w:rFonts w:ascii="宋体" w:hAnsi="宋体" w:eastAsia="宋体"/>
+        </w:rPr>
         <w:t>犯罪嫌疑人                    男/女</w:t>
       </w:r>
     </w:p>
     <w:p>
       <w:r>
+        <w:rPr>
+          <w:rFonts w:ascii="宋体" w:hAnsi="宋体" w:eastAsia="宋体"/>
+        </w:rPr>
         <w:t>出生日期</w:t>
       </w:r>
     </w:p>
     <w:p>
       <w:r>
+        <w:rPr>
+          <w:rFonts w:ascii="宋体" w:hAnsi="宋体" w:eastAsia="宋体"/>
+        </w:rPr>
         <w:t>被 害 人</w:t>
       </w:r>
     </w:p>
     <w:p>
       <w:r>
+        <w:rPr>
+          <w:rFonts w:ascii="宋体" w:hAnsi="宋体" w:eastAsia="宋体"/>
+        </w:rPr>
         <w:t>出生日期</w:t>
       </w:r>
     </w:p>
     <w:p>
       <w:r>
+        <w:rPr>
+          <w:rFonts w:ascii="宋体" w:hAnsi="宋体" w:eastAsia="宋体"/>
+        </w:rPr>
         <w:t>批 准 人</w:t>
       </w:r>
     </w:p>
     <w:p>
       <w:r>
+        <w:rPr>
+          <w:rFonts w:ascii="宋体" w:hAnsi="宋体" w:eastAsia="宋体"/>
+        </w:rPr>
         <w:t>批准时间</w:t>
       </w:r>
     </w:p>
     <w:p>
       <w:r>
+        <w:rPr>
+          <w:rFonts w:ascii="宋体" w:hAnsi="宋体" w:eastAsia="宋体"/>
+        </w:rPr>
         <w:t>办 案 人</w:t>
       </w:r>
     </w:p>
     <w:p>
       <w:r>
+        <w:rPr>
+          <w:rFonts w:ascii="宋体" w:hAnsi="宋体" w:eastAsia="宋体"/>
+        </w:rPr>
         <w:t>办案单位</w:t>
       </w:r>
     </w:p>
     <w:p>
       <w:r>
+        <w:rPr>
+          <w:rFonts w:ascii="宋体" w:hAnsi="宋体" w:eastAsia="宋体"/>
+        </w:rPr>
         <w:t>填发时间</w:t>
       </w:r>
     </w:p>
     <w:p>
       <w:r>
+        <w:rPr>
+          <w:rFonts w:ascii="宋体" w:hAnsi="宋体" w:eastAsia="宋体"/>
+        </w:rPr>
         <w:t>填 发 人</w:t>
       </w:r>
     </w:p>
     <w:p>
       <w:r>
+        <w:rPr>
+          <w:rFonts w:ascii="宋体" w:hAnsi="宋体" w:eastAsia="宋体"/>
+        </w:rPr>
         <w:t>—2—</w:t>
       </w:r>
     </w:p>
@@ -121,58 +172,91 @@
     <w:p/>
     <w:p>
       <w:r>
+        <w:rPr>
+          <w:rFonts w:ascii="宋体" w:hAnsi="宋体" w:eastAsia="宋体"/>
+        </w:rPr>
         <w:t>﹡ ﹡ ﹡ 公 安 局</w:t>
       </w:r>
     </w:p>
     <w:p>
       <w:r>
+        <w:rPr>
+          <w:rFonts w:ascii="宋体" w:hAnsi="宋体" w:eastAsia="宋体"/>
+        </w:rPr>
         <w:t>不准予补充鉴定/重新鉴定决定书</w:t>
       </w:r>
     </w:p>
     <w:p>
       <w:r>
+        <w:rPr>
+          <w:rFonts w:ascii="宋体" w:hAnsi="宋体" w:eastAsia="宋体"/>
+        </w:rPr>
         <w:t>（副  本）</w:t>
       </w:r>
     </w:p>
     <w:p/>
     <w:p>
       <w:r>
+        <w:rPr>
+          <w:rFonts w:ascii="宋体" w:hAnsi="宋体" w:eastAsia="宋体"/>
+        </w:rPr>
         <w:t xml:space="preserve">                 ×公（   ）不准鉴字〔    〕   号</w:t>
       </w:r>
     </w:p>
     <w:p/>
     <w:p>
       <w:r>
+        <w:rPr>
+          <w:rFonts w:ascii="宋体" w:hAnsi="宋体" w:eastAsia="宋体"/>
+        </w:rPr>
         <w:t>申请人       ，性别     ，出生日期              ，</w:t>
       </w:r>
     </w:p>
     <w:p>
       <w:r>
+        <w:rPr>
+          <w:rFonts w:ascii="宋体" w:hAnsi="宋体" w:eastAsia="宋体"/>
+        </w:rPr>
         <w:t>系                       案（犯罪嫌疑人、被害人或者其</w:t>
       </w:r>
     </w:p>
     <w:p>
       <w:r>
+        <w:rPr>
+          <w:rFonts w:ascii="宋体" w:hAnsi="宋体" w:eastAsia="宋体"/>
+        </w:rPr>
         <w:t>法定代理人）   。</w:t>
       </w:r>
     </w:p>
     <w:p>
       <w:r>
+        <w:rPr>
+          <w:rFonts w:ascii="宋体" w:hAnsi="宋体" w:eastAsia="宋体"/>
+        </w:rPr>
         <w:t>因其对             出具的                     案的</w:t>
       </w:r>
     </w:p>
     <w:p>
       <w:r>
+        <w:rPr>
+          <w:rFonts w:ascii="宋体" w:hAnsi="宋体" w:eastAsia="宋体"/>
+        </w:rPr>
         <w:t>鉴定意见（鉴定文书编号：          ）  所提异议不符合重</w:t>
       </w:r>
     </w:p>
     <w:p>
       <w:r>
+        <w:rPr>
+          <w:rFonts w:ascii="宋体" w:hAnsi="宋体" w:eastAsia="宋体"/>
+        </w:rPr>
         <w:t>新鉴定/补充鉴定条件，根据《中华人民共和国刑事诉讼法》</w:t>
       </w:r>
     </w:p>
     <w:p>
       <w:r>
+        <w:rPr>
+          <w:rFonts w:ascii="宋体" w:hAnsi="宋体" w:eastAsia="宋体"/>
+        </w:rPr>
         <w:t>第一百四十八条之规定，决定不准予补充鉴定/重新鉴定。</w:t>
       </w:r>
     </w:p>
@@ -180,37 +264,58 @@
     <w:p/>
     <w:p>
       <w:r>
+        <w:rPr>
+          <w:rFonts w:ascii="宋体" w:hAnsi="宋体" w:eastAsia="宋体"/>
+        </w:rPr>
         <w:t xml:space="preserve">    公安局（印）</w:t>
       </w:r>
     </w:p>
     <w:p>
       <w:r>
+        <w:rPr>
+          <w:rFonts w:ascii="宋体" w:hAnsi="宋体" w:eastAsia="宋体"/>
+        </w:rPr>
         <w:t xml:space="preserve">                                    年   月   日</w:t>
       </w:r>
     </w:p>
     <w:p>
       <w:r>
+        <w:rPr>
+          <w:rFonts w:ascii="宋体" w:hAnsi="宋体" w:eastAsia="宋体"/>
+        </w:rPr>
         <w:t>本决定书已收到。</w:t>
       </w:r>
     </w:p>
     <w:p>
       <w:r>
+        <w:rPr>
+          <w:rFonts w:ascii="宋体" w:hAnsi="宋体" w:eastAsia="宋体"/>
+        </w:rPr>
         <w:t>申请人：</w:t>
       </w:r>
     </w:p>
     <w:p>
       <w:r>
+        <w:rPr>
+          <w:rFonts w:ascii="宋体" w:hAnsi="宋体" w:eastAsia="宋体"/>
+        </w:rPr>
         <w:t>年   月   日</w:t>
       </w:r>
     </w:p>
     <w:p>
       <w:r>
+        <w:rPr>
+          <w:rFonts w:ascii="宋体" w:hAnsi="宋体" w:eastAsia="宋体"/>
+        </w:rPr>
         <w:t>此联附卷</w:t>
       </w:r>
     </w:p>
     <w:p/>
     <w:p>
       <w:r>
+        <w:rPr>
+          <w:rFonts w:ascii="宋体" w:hAnsi="宋体" w:eastAsia="宋体"/>
+        </w:rPr>
         <w:t>—3—</w:t>
       </w:r>
     </w:p>
@@ -219,53 +324,83 @@
     <w:p/>
     <w:p>
       <w:r>
+        <w:rPr>
+          <w:rFonts w:ascii="宋体" w:hAnsi="宋体" w:eastAsia="宋体"/>
+        </w:rPr>
         <w:t>﹡ ﹡ ﹡ 公 安 局</w:t>
       </w:r>
     </w:p>
     <w:p>
       <w:r>
+        <w:rPr>
+          <w:rFonts w:ascii="宋体" w:hAnsi="宋体" w:eastAsia="宋体"/>
+        </w:rPr>
         <w:t>不准予补充鉴定/重新鉴定决定书</w:t>
       </w:r>
     </w:p>
     <w:p/>
     <w:p>
       <w:r>
+        <w:rPr>
+          <w:rFonts w:ascii="宋体" w:hAnsi="宋体" w:eastAsia="宋体"/>
+        </w:rPr>
         <w:t xml:space="preserve">                    ×公（   ）不准鉴字〔    〕   号</w:t>
       </w:r>
     </w:p>
     <w:p/>
     <w:p>
       <w:r>
+        <w:rPr>
+          <w:rFonts w:ascii="宋体" w:hAnsi="宋体" w:eastAsia="宋体"/>
+        </w:rPr>
         <w:t>申请人      ，性别     ，出生日期              ，</w:t>
       </w:r>
     </w:p>
     <w:p>
       <w:r>
+        <w:rPr>
+          <w:rFonts w:ascii="宋体" w:hAnsi="宋体" w:eastAsia="宋体"/>
+        </w:rPr>
         <w:t>系                       案（犯罪嫌疑人、被害人或者其</w:t>
       </w:r>
     </w:p>
     <w:p>
       <w:r>
+        <w:rPr>
+          <w:rFonts w:ascii="宋体" w:hAnsi="宋体" w:eastAsia="宋体"/>
+        </w:rPr>
         <w:t>法定代理人）   。</w:t>
       </w:r>
     </w:p>
     <w:p>
       <w:r>
+        <w:rPr>
+          <w:rFonts w:ascii="宋体" w:hAnsi="宋体" w:eastAsia="宋体"/>
+        </w:rPr>
         <w:t>因其对              出具的                   案的</w:t>
       </w:r>
     </w:p>
     <w:p>
       <w:r>
+        <w:rPr>
+          <w:rFonts w:ascii="宋体" w:hAnsi="宋体" w:eastAsia="宋体"/>
+        </w:rPr>
         <w:t>鉴定意见（鉴定文书编号：          ）  所提异议不符合重</w:t>
       </w:r>
     </w:p>
     <w:p>
       <w:r>
+        <w:rPr>
+          <w:rFonts w:ascii="宋体" w:hAnsi="宋体" w:eastAsia="宋体"/>
+        </w:rPr>
         <w:t>新鉴定/补充鉴定条件，根据《中华人民共和国刑事诉讼法》</w:t>
       </w:r>
     </w:p>
     <w:p>
       <w:r>
+        <w:rPr>
+          <w:rFonts w:ascii="宋体" w:hAnsi="宋体" w:eastAsia="宋体"/>
+        </w:rPr>
         <w:t>第一百四十八条之规定，决定不准予补充鉴定/重新鉴定。</w:t>
       </w:r>
     </w:p>
@@ -274,31 +409,49 @@
     <w:p/>
     <w:p>
       <w:r>
+        <w:rPr>
+          <w:rFonts w:ascii="宋体" w:hAnsi="宋体" w:eastAsia="宋体"/>
+        </w:rPr>
         <w:t xml:space="preserve">                                     公安局（印）</w:t>
       </w:r>
     </w:p>
     <w:p>
       <w:r>
+        <w:rPr>
+          <w:rFonts w:ascii="宋体" w:hAnsi="宋体" w:eastAsia="宋体"/>
+        </w:rPr>
         <w:t xml:space="preserve">                                     年   月   日</w:t>
       </w:r>
     </w:p>
     <w:p>
       <w:r>
+        <w:rPr>
+          <w:rFonts w:ascii="宋体" w:hAnsi="宋体" w:eastAsia="宋体"/>
+        </w:rPr>
         <w:t>本决定书已收到。</w:t>
       </w:r>
     </w:p>
     <w:p>
       <w:r>
+        <w:rPr>
+          <w:rFonts w:ascii="宋体" w:hAnsi="宋体" w:eastAsia="宋体"/>
+        </w:rPr>
         <w:t>申请人：</w:t>
       </w:r>
     </w:p>
     <w:p>
       <w:r>
+        <w:rPr>
+          <w:rFonts w:ascii="宋体" w:hAnsi="宋体" w:eastAsia="宋体"/>
+        </w:rPr>
         <w:t>年   月   日</w:t>
       </w:r>
     </w:p>
     <w:p>
       <w:r>
+        <w:rPr>
+          <w:rFonts w:ascii="宋体" w:hAnsi="宋体" w:eastAsia="宋体"/>
+        </w:rPr>
         <w:t>此联交申请人</w:t>
       </w:r>
     </w:p>
